--- a/plantilla.docx
+++ b/plantilla.docx
@@ -466,7 +466,6 @@
               <w:listItem w:displayText="No. 3" w:value="No. 3"/>
             </w:dropDownList>
           </w:sdtPr>
-          <w:sdtEndPr/>
           <w:sdtContent>
             <w:tc>
               <w:tcPr>
@@ -664,7 +663,7 @@
                 <w:sz w:val="16"/>
                 <w:szCs w:val="16"/>
               </w:rPr>
-              <w:t>25/01/2024</w:t>
+              <w:t>29/01/2024</w:t>
             </w:r>
             <w:r>
               <w:rPr>
@@ -769,38 +768,57 @@
         <w:trPr>
           <w:trHeight w:hRule="exact" w:val="238"/>
         </w:trPr>
-        <w:tc>
-          <w:tcPr>
-            <w:tcW w:w="3239" w:type="dxa"/>
-            <w:gridSpan w:val="9"/>
-            <w:tcBorders>
-              <w:top w:val="single" w:sz="4" w:space="0" w:color="auto"/>
-              <w:left w:val="single" w:sz="4" w:space="0" w:color="auto"/>
-              <w:bottom w:val="single" w:sz="4" w:space="0" w:color="auto"/>
-              <w:right w:val="single" w:sz="4" w:space="0" w:color="auto"/>
-            </w:tcBorders>
-            <w:shd w:val="clear" w:color="auto" w:fill="BFBFBF" w:themeFill="background1" w:themeFillShade="BF"/>
-            <w:vAlign w:val="center"/>
-          </w:tcPr>
-          <w:p>
-            <w:pPr>
-              <w:jc w:val="center"/>
-              <w:rPr>
-                <w:sz w:val="20"/>
-                <w:szCs w:val="20"/>
-              </w:rPr>
-            </w:pPr>
-            <w:r>
-              <w:rPr>
-                <w:b/>
-                <w:bCs/>
-                <w:sz w:val="20"/>
-                <w:szCs w:val="20"/>
-              </w:rPr>
-              <w:t>DATOS DE LA MATERIA PRIMA</w:t>
-            </w:r>
-          </w:p>
-        </w:tc>
+        <w:sdt>
+          <w:sdtPr>
+            <w:rPr>
+              <w:b/>
+              <w:bCs/>
+              <w:sz w:val="20"/>
+              <w:szCs w:val="20"/>
+            </w:rPr>
+            <w:id w:val="-1175562583"/>
+            <w:placeholder>
+              <w:docPart w:val="DefaultPlaceholder_-1854013438"/>
+            </w:placeholder>
+            <w:dropDownList>
+              <w:listItem w:value="Elija un elemento."/>
+            </w:dropDownList>
+          </w:sdtPr>
+          <w:sdtContent>
+            <w:tc>
+              <w:tcPr>
+                <w:tcW w:w="3239" w:type="dxa"/>
+                <w:gridSpan w:val="9"/>
+                <w:tcBorders>
+                  <w:top w:val="single" w:sz="4" w:space="0" w:color="auto"/>
+                  <w:left w:val="single" w:sz="4" w:space="0" w:color="auto"/>
+                  <w:bottom w:val="single" w:sz="4" w:space="0" w:color="auto"/>
+                  <w:right w:val="single" w:sz="4" w:space="0" w:color="auto"/>
+                </w:tcBorders>
+                <w:shd w:val="clear" w:color="auto" w:fill="BFBFBF" w:themeFill="background1" w:themeFillShade="BF"/>
+                <w:vAlign w:val="center"/>
+              </w:tcPr>
+              <w:p>
+                <w:pPr>
+                  <w:jc w:val="center"/>
+                  <w:rPr>
+                    <w:sz w:val="20"/>
+                    <w:szCs w:val="20"/>
+                  </w:rPr>
+                </w:pPr>
+                <w:r>
+                  <w:rPr>
+                    <w:b/>
+                    <w:bCs/>
+                    <w:sz w:val="20"/>
+                    <w:szCs w:val="20"/>
+                  </w:rPr>
+                  <w:t>DATOS DE LA MATERIA PRIMA</w:t>
+                </w:r>
+              </w:p>
+            </w:tc>
+          </w:sdtContent>
+        </w:sdt>
         <w:tc>
           <w:tcPr>
             <w:tcW w:w="857" w:type="dxa"/>
@@ -1036,7 +1054,6 @@
               <w:listItem w:displayText="PULIDURA DE ARROZ" w:value="PULIDURA DE ARROZ"/>
             </w:dropDownList>
           </w:sdtPr>
-          <w:sdtEndPr/>
           <w:sdtContent>
             <w:tc>
               <w:tcPr>
@@ -1108,7 +1125,6 @@
               <w:listItem w:displayText="BMER" w:value="BMER"/>
             </w:dropDownList>
           </w:sdtPr>
-          <w:sdtEndPr/>
           <w:sdtContent>
             <w:tc>
               <w:tcPr>
@@ -1247,7 +1263,6 @@
               <w:listItem w:displayText="PROMEXA" w:value="PROMEXA"/>
             </w:dropDownList>
           </w:sdtPr>
-          <w:sdtEndPr/>
           <w:sdtContent>
             <w:tc>
               <w:tcPr>
@@ -2963,7 +2978,6 @@
               <w:listItem w:displayText="No" w:value="No"/>
             </w:dropDownList>
           </w:sdtPr>
-          <w:sdtEndPr/>
           <w:sdtContent>
             <w:tc>
               <w:tcPr>
@@ -3253,7 +3267,6 @@
               <w:listItem w:displayText="No" w:value="No"/>
             </w:dropDownList>
           </w:sdtPr>
-          <w:sdtEndPr/>
           <w:sdtContent>
             <w:tc>
               <w:tcPr>
@@ -3451,7 +3464,6 @@
               <w:listItem w:displayText="Si / Fleje" w:value="Si / Fleje"/>
             </w:dropDownList>
           </w:sdtPr>
-          <w:sdtEndPr/>
           <w:sdtContent>
             <w:tc>
               <w:tcPr>
@@ -3742,7 +3754,6 @@
               <w:listItem w:displayText="No aplica" w:value="No aplica"/>
             </w:dropDownList>
           </w:sdtPr>
-          <w:sdtEndPr/>
           <w:sdtContent>
             <w:tc>
               <w:tcPr>
@@ -3939,7 +3950,6 @@
               <w:listItem w:displayText="Muestreador de Líquidos" w:value="Muestreador de Líquidos"/>
             </w:dropDownList>
           </w:sdtPr>
-          <w:sdtEndPr/>
           <w:sdtContent>
             <w:tc>
               <w:tcPr>
@@ -4227,7 +4237,6 @@
               <w:listItem w:displayText="No aplica" w:value="No aplica"/>
             </w:dropDownList>
           </w:sdtPr>
-          <w:sdtEndPr/>
           <w:sdtContent>
             <w:tc>
               <w:tcPr>
@@ -4389,7 +4398,6 @@
               <w:listItem w:displayText="Isela Maartínez" w:value="Isela Maartínez"/>
             </w:dropDownList>
           </w:sdtPr>
-          <w:sdtEndPr/>
           <w:sdtContent>
             <w:tc>
               <w:tcPr>
@@ -4909,7 +4917,6 @@
               <w:listItem w:displayText="Sr. Josué Beristaín" w:value="Sr. Josué Beristaín"/>
             </w:dropDownList>
           </w:sdtPr>
-          <w:sdtEndPr/>
           <w:sdtContent>
             <w:tc>
               <w:tcPr>
@@ -5299,7 +5306,6 @@
               <w:listItem w:displayText="Rechazado" w:value="Rechazado"/>
             </w:dropDownList>
           </w:sdtPr>
-          <w:sdtEndPr/>
           <w:sdtContent>
             <w:tc>
               <w:tcPr>
@@ -5863,7 +5869,6 @@
               <w:listItem w:displayText="Lorena Vazquez" w:value="Lorena Vazquez"/>
             </w:dropDownList>
           </w:sdtPr>
-          <w:sdtEndPr/>
           <w:sdtContent>
             <w:tc>
               <w:tcPr>
@@ -6803,7 +6808,7 @@
   <w:rsids>
     <w:rsidRoot w:val="000046D2"/>
     <w:rsid w:val="000046D2"/>
-    <w:rsid w:val="00B74DD0"/>
+    <w:rsid w:val="001A5933"/>
     <w:rsid w:val="00EF4FD3"/>
   </w:rsids>
   <m:mathPr>
